--- a/uploads/Proposta/Proposta_IGREEN_.docx
+++ b/uploads/Proposta/Proposta_IGREEN_.docx
@@ -445,7 +445,7 @@
                 <w:szCs w:val="24"/>
                 <w:u w:val="single"/>
               </w:rPr>
-              <w:t xml:space="preserve">24/04/2026 ATÉ: 25/04/2026</w:t>
+              <w:t xml:space="preserve">23/04/2026 ATÉ: 25/04/2026</w:t>
             </w:r>
           </w:p>
         </w:tc>
@@ -564,7 +564,7 @@
                 <w:szCs w:val="24"/>
                 <w:u w:val="single"/>
               </w:rPr>
-              <w:t xml:space="preserve">27/04/2026 ATÉ: 27/04/2026</w:t>
+              <w:t xml:space="preserve">25/04/2026 ATÉ: 25/04/2026</w:t>
             </w:r>
           </w:p>
         </w:tc>
@@ -610,78 +610,6 @@
           <w:szCs w:val="24"/>
         </w:rPr>
         <w:t xml:space="preserve">
-          <w:r>
-            <w:rPr>
-              <w:rFonts w:ascii="Abel" w:hAnsi="Abel" w:cs="Abel"/>
-            </w:rPr>
-            <w:t xml:space="preserve"/>
-          </w:r>
-          <w:r>
-            <w:rPr>
-              <w:b/>
-              <w:i/>
-              <w:rFonts w:ascii="Abel" w:hAnsi="Abel" w:cs="Abel"/>
-            </w:rPr>
-            <w:t xml:space="preserve">ANALISTA DE PROJETOS</w:t>
-          </w:r>
-          <w:r>
-            <w:rPr>
-              <w:rFonts w:ascii="Abel" w:hAnsi="Abel" w:cs="Abel"/>
-            </w:rPr>
-            <w:t xml:space="preserve"/>
-            <w:br/>
-            <w:t xml:space="preserve"/>
-            <w:br/>
-            <w:t xml:space="preserve"/>
-            <w:br/>
-            <w:t xml:space="preserve"/>
-            <w:br/>
-            <w:t xml:space="preserve"/>
-          </w:r>
-          <w:r>
-            <w:rPr>
-              <w:b/>
-              <w:i/>
-              <w:rFonts w:ascii="Abel" w:hAnsi="Abel" w:cs="Abel"/>
-            </w:rPr>
-            <w:t xml:space="preserve">ANÁLISE DE PROJETOS VIA SISTEMA</w:t>
-          </w:r>
-          <w:r>
-            <w:rPr>
-              <w:rFonts w:ascii="Abel" w:hAnsi="Abel" w:cs="Abel"/>
-            </w:rPr>
-            <w:t xml:space="preserve"/>
-            <w:br/>
-            <w:t xml:space="preserve"> Sistema on-line para a análise do projeto e documentação;</w:t>
-            <w:br/>
-            <w:t xml:space="preserve"> Análise dos projetos de acordo com as normas de montagem do evento;</w:t>
-            <w:br/>
-            <w:t xml:space="preserve"> Recebimento da documentação dos estandes: (A.R.T. ou R.R.T. e Termo de Responsabilidade);</w:t>
-            <w:br/>
-            <w:t xml:space="preserve"/>
-            <w:br/>
-            <w:t xml:space="preserve">• 1 Analista De Projetos, 30 Diária(s), de: 24/03/2026 até: 22/04/2026</w:t>
-            <w:br/>
-            <w:t xml:space="preserve"/>
-            <w:br/>
-            <w:t xml:space="preserve">• 1 Sistema AnáLise De Projetos, 1 Diária(s), de: 22/04/2026 até: 22/04/2026</w:t>
-            <w:br/>
-            <w:t xml:space="preserve"/>
-            <w:br/>
-            <w:t xml:space="preserve">1 </w:t>
-            <w:br/>
-            <w:t xml:space="preserve"/>
-            <w:br/>
-            <w:t xml:space="preserve"/>
-          </w:r>
-          <w:r>
-            <w:rPr>
-              <w:b/>
-              <w:i/>
-              <w:rFonts w:ascii="Abel" w:hAnsi="Abel" w:cs="Abel"/>
-            </w:rPr>
-            <w:t xml:space="preserve">ANALISTA DE PROJETOS</w:t>
-          </w:r>
           <w:r>
             <w:rPr>
               <w:rFonts w:ascii="Abel" w:hAnsi="Abel" w:cs="Abel"/>
@@ -1016,7 +944,7 @@
           <w:sz w:val="24"/>
           <w:szCs w:val="24"/>
         </w:rPr>
-        <w:t xml:space="preserve">• 4 Ajudante De MarcaçãO, 1 Diária(s), de: 22/04/2026 até: 22/04/2026</w:t>
+        <w:t xml:space="preserve">• 1 Coordenador De Staff, 1 Diária(s), de: 26/04/2026 até: 26/04/2026</w:t>
       </w:r>
     </w:p>
     <w:p>
@@ -1036,7 +964,7 @@
           <w:sz w:val="24"/>
           <w:szCs w:val="24"/>
         </w:rPr>
-        <w:t xml:space="preserve">• 1 Coordenador De ServiçOs, 5 Diária(s), de: 23/04/2026 até: 27/04/2026</w:t>
+        <w:t xml:space="preserve">• 52 Recepcionista Mono, 1 Diária(s), de: 26/04/2026 até: 26/04/2026</w:t>
       </w:r>
     </w:p>
     <w:p>
@@ -1056,7 +984,7 @@
           <w:sz w:val="24"/>
           <w:szCs w:val="24"/>
         </w:rPr>
-        <w:t xml:space="preserve">• 1 Coordenador Operacional 1, 5 Diária(s), de: 23/04/2026 até: 27/04/2026</w:t>
+        <w:t xml:space="preserve">• 2 TéCnico De Ti, 2 Diária(s), de: 25/04/2026 até: 26/04/2026</w:t>
       </w:r>
     </w:p>
     <w:p>
@@ -1076,66 +1004,6 @@
           <w:sz w:val="24"/>
           <w:szCs w:val="24"/>
         </w:rPr>
-        <w:t xml:space="preserve">• 2 Fiscal De MarcaçãO, 1 Diária(s), de: 22/04/2026 até: 22/04/2026</w:t>
-      </w:r>
-    </w:p>
-    <w:p>
-      <w:pPr>
-        <w:pStyle w:val="PargrafodaLista"/>
-        <w:spacing w:line="285" w:lineRule="atLeast"/>
-        <w:ind w:left="0"/>
-        <w:rPr>
-          <w:rFonts w:ascii="Abel" w:hAnsi="Abel"/>
-          <w:sz w:val="24"/>
-          <w:szCs w:val="24"/>
-        </w:rPr>
-      </w:pPr>
-      <w:r>
-        <w:rPr>
-          <w:rFonts w:ascii="Abel" w:hAnsi="Abel"/>
-          <w:sz w:val="24"/>
-          <w:szCs w:val="24"/>
-        </w:rPr>
-        <w:t xml:space="preserve">• 2 Fiscal Diurno, 5 Diária(s), de: 23/04/2026 até: 27/04/2026</w:t>
-      </w:r>
-    </w:p>
-    <w:p>
-      <w:pPr>
-        <w:pStyle w:val="PargrafodaLista"/>
-        <w:spacing w:line="285" w:lineRule="atLeast"/>
-        <w:ind w:left="0"/>
-        <w:rPr>
-          <w:rFonts w:ascii="Abel" w:hAnsi="Abel"/>
-          <w:sz w:val="24"/>
-          <w:szCs w:val="24"/>
-        </w:rPr>
-      </w:pPr>
-      <w:r>
-        <w:rPr>
-          <w:rFonts w:ascii="Abel" w:hAnsi="Abel"/>
-          <w:sz w:val="24"/>
-          <w:szCs w:val="24"/>
-        </w:rPr>
-        <w:t xml:space="preserve">• 1 Fiscal Noturno, 5 Diária(s), de: 23/04/2026 até: 27/04/2026</w:t>
-      </w:r>
-    </w:p>
-    <w:p>
-      <w:pPr>
-        <w:pStyle w:val="PargrafodaLista"/>
-        <w:spacing w:line="285" w:lineRule="atLeast"/>
-        <w:ind w:left="0"/>
-        <w:rPr>
-          <w:rFonts w:ascii="Abel" w:hAnsi="Abel"/>
-          <w:sz w:val="24"/>
-          <w:szCs w:val="24"/>
-        </w:rPr>
-      </w:pPr>
-      <w:r>
-        <w:rPr>
-          <w:rFonts w:ascii="Abel" w:hAnsi="Abel"/>
-          <w:sz w:val="24"/>
-          <w:szCs w:val="24"/>
-        </w:rPr>
         <w:t xml:space="preserve"/>
       </w:r>
     </w:p>
@@ -1159,168 +1027,7 @@
     </w:p>
     <w:p>
       <w:pPr>
-        <w:pStyle w:val="PargrafodaLista"/>
         <w:spacing w:line="285" w:lineRule="atLeast"/>
-        <w:ind w:left="0"/>
-        <w:rPr>
-          <w:rFonts w:ascii="Abel" w:hAnsi="Abel"/>
-          <w:sz w:val="24"/>
-          <w:szCs w:val="24"/>
-        </w:rPr>
-      </w:pPr>
-    </w:p>
-    <w:p>
-      <w:pPr>
-        <w:pStyle w:val="PargrafodaLista"/>
-        <w:spacing w:line="285" w:lineRule="atLeast"/>
-        <w:ind w:left="0"/>
-        <w:rPr>
-          <w:rFonts w:ascii="Abel" w:hAnsi="Abel"/>
-          <w:sz w:val="24"/>
-          <w:szCs w:val="24"/>
-        </w:rPr>
-      </w:pPr>
-      <w:r>
-        <w:rPr>
-          <w:rFonts w:ascii="Abel" w:hAnsi="Abel"/>
-          <w:sz w:val="24"/>
-          <w:szCs w:val="24"/>
-        </w:rPr>
-        <w:t xml:space="preserve"/>
-      </w:r>
-    </w:p>
-    <w:p>
-      <w:pPr>
-        <w:rPr>
-          <w:rFonts w:ascii="Abel" w:hAnsi="Abel"/>
-          <w:sz w:val="24"/>
-          <w:szCs w:val="24"/>
-        </w:rPr>
-      </w:pPr>
-    </w:p>
-    <w:p>
-      <w:pPr>
-        <w:rPr>
-          <w:rFonts w:ascii="Abel" w:hAnsi="Abel"/>
-          <w:sz w:val="24"/>
-          <w:szCs w:val="24"/>
-        </w:rPr>
-      </w:pPr>
-    </w:p>
-    <w:p>
-      <w:pPr>
-        <w:rPr>
-          <w:rFonts w:ascii="Abel" w:hAnsi="Abel"/>
-          <w:sz w:val="24"/>
-          <w:szCs w:val="24"/>
-        </w:rPr>
-      </w:pPr>
-    </w:p>
-    <w:p>
-      <w:pPr>
-        <w:rPr>
-          <w:rFonts w:ascii="Abel" w:hAnsi="Abel"/>
-          <w:sz w:val="24"/>
-          <w:szCs w:val="24"/>
-        </w:rPr>
-      </w:pPr>
-    </w:p>
-    <w:p>
-      <w:pPr>
-        <w:rPr>
-          <w:rFonts w:ascii="Abel" w:hAnsi="Abel"/>
-          <w:sz w:val="24"/>
-          <w:szCs w:val="24"/>
-        </w:rPr>
-      </w:pPr>
-    </w:p>
-    <w:p>
-      <w:pPr>
-        <w:rPr>
-          <w:rFonts w:ascii="Abel" w:hAnsi="Abel"/>
-          <w:sz w:val="24"/>
-          <w:szCs w:val="24"/>
-        </w:rPr>
-      </w:pPr>
-    </w:p>
-    <w:p>
-      <w:pPr>
-        <w:rPr>
-          <w:rFonts w:ascii="Abel" w:hAnsi="Abel"/>
-          <w:sz w:val="24"/>
-          <w:szCs w:val="24"/>
-        </w:rPr>
-      </w:pPr>
-    </w:p>
-    <w:p>
-      <w:pPr>
-        <w:rPr>
-          <w:rFonts w:ascii="Abel" w:hAnsi="Abel"/>
-          <w:sz w:val="24"/>
-          <w:szCs w:val="24"/>
-        </w:rPr>
-      </w:pPr>
-    </w:p>
-    <w:p>
-      <w:pPr>
-        <w:rPr>
-          <w:rFonts w:ascii="Abel" w:hAnsi="Abel"/>
-          <w:sz w:val="24"/>
-          <w:szCs w:val="24"/>
-        </w:rPr>
-      </w:pPr>
-    </w:p>
-    <w:p>
-      <w:pPr>
-        <w:rPr>
-          <w:rFonts w:ascii="Abel" w:hAnsi="Abel"/>
-          <w:sz w:val="24"/>
-          <w:szCs w:val="24"/>
-        </w:rPr>
-      </w:pPr>
-    </w:p>
-    <w:p>
-      <w:pPr>
-        <w:rPr>
-          <w:rFonts w:ascii="Abel" w:hAnsi="Abel"/>
-          <w:sz w:val="24"/>
-          <w:szCs w:val="24"/>
-        </w:rPr>
-      </w:pPr>
-    </w:p>
-    <w:p>
-      <w:pPr>
-        <w:rPr>
-          <w:rFonts w:ascii="Abel" w:hAnsi="Abel"/>
-          <w:sz w:val="24"/>
-          <w:szCs w:val="24"/>
-        </w:rPr>
-      </w:pPr>
-    </w:p>
-    <w:p>
-      <w:pPr>
-        <w:pStyle w:val="PargrafodaLista"/>
-        <w:spacing w:line="285" w:lineRule="atLeast"/>
-        <w:ind w:left="1065"/>
-        <w:rPr>
-          <w:rFonts w:ascii="Abel" w:hAnsi="Abel"/>
-          <w:sz w:val="24"/>
-          <w:szCs w:val="24"/>
-        </w:rPr>
-      </w:pPr>
-    </w:p>
-    <w:p>
-      <w:pPr>
-        <w:pStyle w:val="PargrafodaLista"/>
-        <w:spacing w:line="285" w:lineRule="atLeast"/>
-        <w:ind w:left="1065"/>
-      </w:pPr>
-    </w:p>
-    <w:p>
-      <w:pPr>
-        <w:pStyle w:val="PargrafodaLista"/>
-        <w:spacing w:line="285" w:lineRule="atLeast"/>
-        <w:ind w:left="0"/>
         <w:rPr>
           <w:rFonts w:ascii="Abel" w:hAnsi="Abel"/>
           <w:b/>
@@ -1341,6 +1048,280 @@
           <w:sz w:val="24"/>
           <w:szCs w:val="24"/>
         </w:rPr>
+        <w:t xml:space="preserve">
+          <w:r>
+            <w:rPr>
+              <w:b/>
+              <w:i/>
+              <w:rFonts w:ascii="Abel" w:hAnsi="Abel" w:cs="Abel"/>
+            </w:rPr>
+            <w:t xml:space="preserve">EQUIPAMENTO(S)</w:t>
+          </w:r>
+        </w:t>
+      </w:r>
+    </w:p>
+    <w:p>
+      <w:pPr>
+        <w:pStyle w:val="PargrafodaLista"/>
+        <w:spacing w:line="285" w:lineRule="atLeast"/>
+        <w:ind w:left="0"/>
+        <w:rPr>
+          <w:rFonts w:ascii="Abel" w:hAnsi="Abel"/>
+          <w:sz w:val="24"/>
+          <w:szCs w:val="24"/>
+        </w:rPr>
+      </w:pPr>
+      <w:r>
+        <w:rPr>
+          <w:rFonts w:ascii="Abel" w:hAnsi="Abel"/>
+          <w:sz w:val="24"/>
+          <w:szCs w:val="24"/>
+        </w:rPr>
+        <w:t xml:space="preserve">• 31 Celular Leitor, 1 Diária(s), de: 26/03/2026 até: 26/03/2026</w:t>
+      </w:r>
+    </w:p>
+    <w:p>
+      <w:pPr>
+        <w:pStyle w:val="PargrafodaLista"/>
+        <w:spacing w:line="285" w:lineRule="atLeast"/>
+        <w:ind w:left="0"/>
+        <w:rPr>
+          <w:rFonts w:ascii="Abel" w:hAnsi="Abel"/>
+          <w:sz w:val="24"/>
+          <w:szCs w:val="24"/>
+        </w:rPr>
+      </w:pPr>
+      <w:r>
+        <w:rPr>
+          <w:rFonts w:ascii="Abel" w:hAnsi="Abel"/>
+          <w:sz w:val="24"/>
+          <w:szCs w:val="24"/>
+        </w:rPr>
+        <w:t xml:space="preserve">• 5 Notebook, 2 Diária(s), de: 25/04/2026 até: 26/04/2026</w:t>
+      </w:r>
+    </w:p>
+    <w:p>
+      <w:pPr>
+        <w:pStyle w:val="PargrafodaLista"/>
+        <w:spacing w:line="285" w:lineRule="atLeast"/>
+        <w:ind w:left="0"/>
+        <w:rPr>
+          <w:rFonts w:ascii="Abel" w:hAnsi="Abel"/>
+          <w:sz w:val="24"/>
+          <w:szCs w:val="24"/>
+        </w:rPr>
+      </w:pPr>
+      <w:r>
+        <w:rPr>
+          <w:rFonts w:ascii="Abel" w:hAnsi="Abel"/>
+          <w:sz w:val="24"/>
+          <w:szCs w:val="24"/>
+        </w:rPr>
+        <w:t xml:space="preserve"/>
+      </w:r>
+    </w:p>
+    <w:p>
+      <w:pPr>
+        <w:spacing w:line="285" w:lineRule="atLeast"/>
+        <w:rPr>
+          <w:rFonts w:ascii="Abel" w:hAnsi="Abel"/>
+          <w:sz w:val="24"/>
+          <w:szCs w:val="24"/>
+        </w:rPr>
+      </w:pPr>
+      <w:r>
+        <w:rPr>
+          <w:rFonts w:ascii="Abel" w:hAnsi="Abel"/>
+          <w:sz w:val="24"/>
+          <w:szCs w:val="24"/>
+        </w:rPr>
+        <w:t xml:space="preserve"/>
+      </w:r>
+    </w:p>
+    <w:p>
+      <w:pPr>
+        <w:pStyle w:val="PargrafodaLista"/>
+        <w:spacing w:line="285" w:lineRule="atLeast"/>
+        <w:ind w:left="0"/>
+        <w:rPr>
+          <w:rFonts w:ascii="Abel" w:hAnsi="Abel"/>
+          <w:sz w:val="24"/>
+          <w:szCs w:val="24"/>
+        </w:rPr>
+      </w:pPr>
+    </w:p>
+    <w:p>
+      <w:pPr>
+        <w:pStyle w:val="PargrafodaLista"/>
+        <w:spacing w:line="285" w:lineRule="atLeast"/>
+        <w:ind w:left="0"/>
+        <w:rPr>
+          <w:rFonts w:ascii="Abel" w:hAnsi="Abel"/>
+          <w:sz w:val="24"/>
+          <w:szCs w:val="24"/>
+        </w:rPr>
+      </w:pPr>
+      <w:r>
+        <w:rPr>
+          <w:rFonts w:ascii="Abel" w:hAnsi="Abel"/>
+          <w:sz w:val="24"/>
+          <w:szCs w:val="24"/>
+        </w:rPr>
+        <w:t xml:space="preserve"/>
+      </w:r>
+    </w:p>
+    <w:p>
+      <w:pPr>
+        <w:rPr>
+          <w:rFonts w:ascii="Abel" w:hAnsi="Abel"/>
+          <w:sz w:val="24"/>
+          <w:szCs w:val="24"/>
+        </w:rPr>
+      </w:pPr>
+    </w:p>
+    <w:p>
+      <w:pPr>
+        <w:rPr>
+          <w:rFonts w:ascii="Abel" w:hAnsi="Abel"/>
+          <w:sz w:val="24"/>
+          <w:szCs w:val="24"/>
+        </w:rPr>
+      </w:pPr>
+    </w:p>
+    <w:p>
+      <w:pPr>
+        <w:rPr>
+          <w:rFonts w:ascii="Abel" w:hAnsi="Abel"/>
+          <w:sz w:val="24"/>
+          <w:szCs w:val="24"/>
+        </w:rPr>
+      </w:pPr>
+    </w:p>
+    <w:p>
+      <w:pPr>
+        <w:rPr>
+          <w:rFonts w:ascii="Abel" w:hAnsi="Abel"/>
+          <w:sz w:val="24"/>
+          <w:szCs w:val="24"/>
+        </w:rPr>
+      </w:pPr>
+    </w:p>
+    <w:p>
+      <w:pPr>
+        <w:rPr>
+          <w:rFonts w:ascii="Abel" w:hAnsi="Abel"/>
+          <w:sz w:val="24"/>
+          <w:szCs w:val="24"/>
+        </w:rPr>
+      </w:pPr>
+    </w:p>
+    <w:p>
+      <w:pPr>
+        <w:rPr>
+          <w:rFonts w:ascii="Abel" w:hAnsi="Abel"/>
+          <w:sz w:val="24"/>
+          <w:szCs w:val="24"/>
+        </w:rPr>
+      </w:pPr>
+    </w:p>
+    <w:p>
+      <w:pPr>
+        <w:rPr>
+          <w:rFonts w:ascii="Abel" w:hAnsi="Abel"/>
+          <w:sz w:val="24"/>
+          <w:szCs w:val="24"/>
+        </w:rPr>
+      </w:pPr>
+    </w:p>
+    <w:p>
+      <w:pPr>
+        <w:rPr>
+          <w:rFonts w:ascii="Abel" w:hAnsi="Abel"/>
+          <w:sz w:val="24"/>
+          <w:szCs w:val="24"/>
+        </w:rPr>
+      </w:pPr>
+    </w:p>
+    <w:p>
+      <w:pPr>
+        <w:rPr>
+          <w:rFonts w:ascii="Abel" w:hAnsi="Abel"/>
+          <w:sz w:val="24"/>
+          <w:szCs w:val="24"/>
+        </w:rPr>
+      </w:pPr>
+    </w:p>
+    <w:p>
+      <w:pPr>
+        <w:rPr>
+          <w:rFonts w:ascii="Abel" w:hAnsi="Abel"/>
+          <w:sz w:val="24"/>
+          <w:szCs w:val="24"/>
+        </w:rPr>
+      </w:pPr>
+    </w:p>
+    <w:p>
+      <w:pPr>
+        <w:rPr>
+          <w:rFonts w:ascii="Abel" w:hAnsi="Abel"/>
+          <w:sz w:val="24"/>
+          <w:szCs w:val="24"/>
+        </w:rPr>
+      </w:pPr>
+    </w:p>
+    <w:p>
+      <w:pPr>
+        <w:rPr>
+          <w:rFonts w:ascii="Abel" w:hAnsi="Abel"/>
+          <w:sz w:val="24"/>
+          <w:szCs w:val="24"/>
+        </w:rPr>
+      </w:pPr>
+    </w:p>
+    <w:p>
+      <w:pPr>
+        <w:pStyle w:val="PargrafodaLista"/>
+        <w:spacing w:line="285" w:lineRule="atLeast"/>
+        <w:ind w:left="1065"/>
+        <w:rPr>
+          <w:rFonts w:ascii="Abel" w:hAnsi="Abel"/>
+          <w:sz w:val="24"/>
+          <w:szCs w:val="24"/>
+        </w:rPr>
+      </w:pPr>
+    </w:p>
+    <w:p>
+      <w:pPr>
+        <w:pStyle w:val="PargrafodaLista"/>
+        <w:spacing w:line="285" w:lineRule="atLeast"/>
+        <w:ind w:left="1065"/>
+      </w:pPr>
+    </w:p>
+    <w:p>
+      <w:pPr>
+        <w:pStyle w:val="PargrafodaLista"/>
+        <w:spacing w:line="285" w:lineRule="atLeast"/>
+        <w:ind w:left="0"/>
+        <w:rPr>
+          <w:rFonts w:ascii="Abel" w:hAnsi="Abel"/>
+          <w:b/>
+          <w:bCs/>
+          <w:i/>
+          <w:iCs/>
+          <w:sz w:val="24"/>
+          <w:szCs w:val="24"/>
+        </w:rPr>
+      </w:pPr>
+      <w:r>
+        <w:rPr>
+          <w:rFonts w:ascii="Abel" w:hAnsi="Abel"/>
+          <w:b/>
+          <w:bCs/>
+          <w:i/>
+          <w:iCs/>
+          <w:sz w:val="24"/>
+          <w:szCs w:val="24"/>
+        </w:rPr>
         <w:lastRenderedPageBreak/>
         <w:t xml:space="preserve">INVESTIMENTO </w:t>
       </w:r>
@@ -1391,7 +1372,7 @@
           <w:sz w:val="24"/>
           <w:szCs w:val="24"/>
         </w:rPr>
-        <w:t xml:space="preserve">R$ 34.151,36</w:t>
+        <w:t xml:space="preserve">R$ 53.835,73</w:t>
       </w:r>
       <w:r>
         <w:rPr>
@@ -1570,7 +1551,7 @@
           <w:i/>
           <w:iCs/>
         </w:rPr>
-        <w:t xml:space="preserve">28/01/2026</w:t>
+        <w:t xml:space="preserve">18/03/2026</w:t>
       </w:r>
     </w:p>
     <w:p>

--- a/uploads/Proposta/Proposta_IGREEN_.docx
+++ b/uploads/Proposta/Proposta_IGREEN_.docx
@@ -445,7 +445,7 @@
                 <w:szCs w:val="24"/>
                 <w:u w:val="single"/>
               </w:rPr>
-              <w:t xml:space="preserve">23/04/2026 ATÉ: 25/04/2026</w:t>
+              <w:t xml:space="preserve">24/04/2026 ATÉ: 25/04/2026</w:t>
             </w:r>
           </w:p>
         </w:tc>
@@ -564,7 +564,7 @@
                 <w:szCs w:val="24"/>
                 <w:u w:val="single"/>
               </w:rPr>
-              <w:t xml:space="preserve">25/04/2026 ATÉ: 25/04/2026</w:t>
+              <w:t xml:space="preserve">27/04/2026 ATÉ: 27/04/2026</w:t>
             </w:r>
           </w:p>
         </w:tc>
@@ -874,7 +874,168 @@
     </w:p>
     <w:p>
       <w:pPr>
+        <w:pStyle w:val="PargrafodaLista"/>
         <w:spacing w:line="285" w:lineRule="atLeast"/>
+        <w:ind w:left="0"/>
+        <w:rPr>
+          <w:rFonts w:ascii="Abel" w:hAnsi="Abel"/>
+          <w:sz w:val="24"/>
+          <w:szCs w:val="24"/>
+        </w:rPr>
+      </w:pPr>
+    </w:p>
+    <w:p>
+      <w:pPr>
+        <w:pStyle w:val="PargrafodaLista"/>
+        <w:spacing w:line="285" w:lineRule="atLeast"/>
+        <w:ind w:left="0"/>
+        <w:rPr>
+          <w:rFonts w:ascii="Abel" w:hAnsi="Abel"/>
+          <w:sz w:val="24"/>
+          <w:szCs w:val="24"/>
+        </w:rPr>
+      </w:pPr>
+      <w:r>
+        <w:rPr>
+          <w:rFonts w:ascii="Abel" w:hAnsi="Abel"/>
+          <w:sz w:val="24"/>
+          <w:szCs w:val="24"/>
+        </w:rPr>
+        <w:t xml:space="preserve"/>
+      </w:r>
+    </w:p>
+    <w:p>
+      <w:pPr>
+        <w:rPr>
+          <w:rFonts w:ascii="Abel" w:hAnsi="Abel"/>
+          <w:sz w:val="24"/>
+          <w:szCs w:val="24"/>
+        </w:rPr>
+      </w:pPr>
+    </w:p>
+    <w:p>
+      <w:pPr>
+        <w:rPr>
+          <w:rFonts w:ascii="Abel" w:hAnsi="Abel"/>
+          <w:sz w:val="24"/>
+          <w:szCs w:val="24"/>
+        </w:rPr>
+      </w:pPr>
+    </w:p>
+    <w:p>
+      <w:pPr>
+        <w:rPr>
+          <w:rFonts w:ascii="Abel" w:hAnsi="Abel"/>
+          <w:sz w:val="24"/>
+          <w:szCs w:val="24"/>
+        </w:rPr>
+      </w:pPr>
+    </w:p>
+    <w:p>
+      <w:pPr>
+        <w:rPr>
+          <w:rFonts w:ascii="Abel" w:hAnsi="Abel"/>
+          <w:sz w:val="24"/>
+          <w:szCs w:val="24"/>
+        </w:rPr>
+      </w:pPr>
+    </w:p>
+    <w:p>
+      <w:pPr>
+        <w:rPr>
+          <w:rFonts w:ascii="Abel" w:hAnsi="Abel"/>
+          <w:sz w:val="24"/>
+          <w:szCs w:val="24"/>
+        </w:rPr>
+      </w:pPr>
+    </w:p>
+    <w:p>
+      <w:pPr>
+        <w:rPr>
+          <w:rFonts w:ascii="Abel" w:hAnsi="Abel"/>
+          <w:sz w:val="24"/>
+          <w:szCs w:val="24"/>
+        </w:rPr>
+      </w:pPr>
+    </w:p>
+    <w:p>
+      <w:pPr>
+        <w:rPr>
+          <w:rFonts w:ascii="Abel" w:hAnsi="Abel"/>
+          <w:sz w:val="24"/>
+          <w:szCs w:val="24"/>
+        </w:rPr>
+      </w:pPr>
+    </w:p>
+    <w:p>
+      <w:pPr>
+        <w:rPr>
+          <w:rFonts w:ascii="Abel" w:hAnsi="Abel"/>
+          <w:sz w:val="24"/>
+          <w:szCs w:val="24"/>
+        </w:rPr>
+      </w:pPr>
+    </w:p>
+    <w:p>
+      <w:pPr>
+        <w:rPr>
+          <w:rFonts w:ascii="Abel" w:hAnsi="Abel"/>
+          <w:sz w:val="24"/>
+          <w:szCs w:val="24"/>
+        </w:rPr>
+      </w:pPr>
+    </w:p>
+    <w:p>
+      <w:pPr>
+        <w:rPr>
+          <w:rFonts w:ascii="Abel" w:hAnsi="Abel"/>
+          <w:sz w:val="24"/>
+          <w:szCs w:val="24"/>
+        </w:rPr>
+      </w:pPr>
+    </w:p>
+    <w:p>
+      <w:pPr>
+        <w:rPr>
+          <w:rFonts w:ascii="Abel" w:hAnsi="Abel"/>
+          <w:sz w:val="24"/>
+          <w:szCs w:val="24"/>
+        </w:rPr>
+      </w:pPr>
+    </w:p>
+    <w:p>
+      <w:pPr>
+        <w:rPr>
+          <w:rFonts w:ascii="Abel" w:hAnsi="Abel"/>
+          <w:sz w:val="24"/>
+          <w:szCs w:val="24"/>
+        </w:rPr>
+      </w:pPr>
+    </w:p>
+    <w:p>
+      <w:pPr>
+        <w:pStyle w:val="PargrafodaLista"/>
+        <w:spacing w:line="285" w:lineRule="atLeast"/>
+        <w:ind w:left="1065"/>
+        <w:rPr>
+          <w:rFonts w:ascii="Abel" w:hAnsi="Abel"/>
+          <w:sz w:val="24"/>
+          <w:szCs w:val="24"/>
+        </w:rPr>
+      </w:pPr>
+    </w:p>
+    <w:p>
+      <w:pPr>
+        <w:pStyle w:val="PargrafodaLista"/>
+        <w:spacing w:line="285" w:lineRule="atLeast"/>
+        <w:ind w:left="1065"/>
+      </w:pPr>
+    </w:p>
+    <w:p>
+      <w:pPr>
+        <w:pStyle w:val="PargrafodaLista"/>
+        <w:spacing w:line="285" w:lineRule="atLeast"/>
+        <w:ind w:left="0"/>
         <w:rPr>
           <w:rFonts w:ascii="Abel" w:hAnsi="Abel"/>
           <w:b/>
@@ -895,23 +1056,16 @@
           <w:sz w:val="24"/>
           <w:szCs w:val="24"/>
         </w:rPr>
-        <w:t xml:space="preserve">
-          <w:r>
-            <w:rPr>
-              <w:b/>
-              <w:i/>
-              <w:rFonts w:ascii="Abel" w:hAnsi="Abel" w:cs="Abel"/>
-            </w:rPr>
-            <w:t xml:space="preserve">EQUIPE OPERACIONAL</w:t>
-          </w:r>
-        </w:t>
+        <w:lastRenderedPageBreak/>
+        <w:t xml:space="preserve">INVESTIMENTO </w:t>
       </w:r>
     </w:p>
     <w:p>
       <w:pPr>
         <w:pStyle w:val="PargrafodaLista"/>
         <w:spacing w:line="285" w:lineRule="atLeast"/>
-        <w:ind w:left="0"/>
+        <w:ind w:left="708"/>
+        <w:jc w:val="both"/>
         <w:rPr>
           <w:rFonts w:ascii="Abel" w:hAnsi="Abel"/>
           <w:sz w:val="24"/>
@@ -924,14 +1078,55 @@
           <w:sz w:val="24"/>
           <w:szCs w:val="24"/>
         </w:rPr>
-        <w:t xml:space="preserve"/>
+        <w:t xml:space="preserve">O valor para a execução desta proposta para </w:t>
+      </w:r>
+      <w:r>
+        <w:rPr>
+          <w:rFonts w:ascii="Abel" w:hAnsi="Abel"/>
+          <w:b/>
+          <w:bCs/>
+          <w:sz w:val="24"/>
+          <w:szCs w:val="24"/>
+        </w:rPr>
+        <w:t xml:space="preserve">2026</w:t>
+      </w:r>
+      <w:r>
+        <w:rPr>
+          <w:rFonts w:ascii="Abel" w:hAnsi="Abel"/>
+          <w:sz w:val="24"/>
+          <w:szCs w:val="24"/>
+        </w:rPr>
+        <w:t xml:space="preserve"> é de </w:t>
+      </w:r>
+      <w:r>
+        <w:rPr>
+          <w:rFonts w:ascii="Abel" w:hAnsi="Abel"/>
+          <w:b/>
+          <w:bCs/>
+          <w:sz w:val="24"/>
+          <w:szCs w:val="24"/>
+        </w:rPr>
+        <w:t xml:space="preserve">R$ 0,00</w:t>
+      </w:r>
+      <w:r>
+        <w:rPr>
+          <w:rFonts w:ascii="Abel" w:hAnsi="Abel"/>
+          <w:sz w:val="24"/>
+          <w:szCs w:val="24"/>
+        </w:rPr>
+        <w:t xml:space="preserve"> </w:t>
+      </w:r>
+      <w:r>
+        <w:rPr>
+          <w:rFonts w:ascii="Abel" w:hAnsi="Abel"/>
+          <w:sz w:val="24"/>
+          <w:szCs w:val="24"/>
+        </w:rPr>
+        <w:t>Incluso no valor todos os custos referentes honorários de funcionários e prestadores de serviços, impostos fiscais devidos que deverão ser recolhidos pela JA Promoções e Eventos, arcando inclusive com as eventuais sanções legais oriundas do não cumprimento dessas obrigações.</w:t>
       </w:r>
     </w:p>
     <w:p>
       <w:pPr>
-        <w:pStyle w:val="PargrafodaLista"/>
-        <w:spacing w:line="285" w:lineRule="atLeast"/>
-        <w:ind w:left="0"/>
         <w:rPr>
           <w:rFonts w:ascii="Abel" w:hAnsi="Abel"/>
           <w:sz w:val="24"/>
@@ -944,90 +1139,11 @@
           <w:sz w:val="24"/>
           <w:szCs w:val="24"/>
         </w:rPr>
-        <w:t xml:space="preserve">• 1 Coordenador De Staff, 1 Diária(s), de: 26/04/2026 até: 26/04/2026</w:t>
+        <w:tab/>
       </w:r>
     </w:p>
     <w:p>
       <w:pPr>
-        <w:pStyle w:val="PargrafodaLista"/>
-        <w:spacing w:line="285" w:lineRule="atLeast"/>
-        <w:ind w:left="0"/>
-        <w:rPr>
-          <w:rFonts w:ascii="Abel" w:hAnsi="Abel"/>
-          <w:sz w:val="24"/>
-          <w:szCs w:val="24"/>
-        </w:rPr>
-      </w:pPr>
-      <w:r>
-        <w:rPr>
-          <w:rFonts w:ascii="Abel" w:hAnsi="Abel"/>
-          <w:sz w:val="24"/>
-          <w:szCs w:val="24"/>
-        </w:rPr>
-        <w:t xml:space="preserve">• 52 Recepcionista Mono, 1 Diária(s), de: 26/04/2026 até: 26/04/2026</w:t>
-      </w:r>
-    </w:p>
-    <w:p>
-      <w:pPr>
-        <w:pStyle w:val="PargrafodaLista"/>
-        <w:spacing w:line="285" w:lineRule="atLeast"/>
-        <w:ind w:left="0"/>
-        <w:rPr>
-          <w:rFonts w:ascii="Abel" w:hAnsi="Abel"/>
-          <w:sz w:val="24"/>
-          <w:szCs w:val="24"/>
-        </w:rPr>
-      </w:pPr>
-      <w:r>
-        <w:rPr>
-          <w:rFonts w:ascii="Abel" w:hAnsi="Abel"/>
-          <w:sz w:val="24"/>
-          <w:szCs w:val="24"/>
-        </w:rPr>
-        <w:t xml:space="preserve">• 2 TéCnico De Ti, 2 Diária(s), de: 25/04/2026 até: 26/04/2026</w:t>
-      </w:r>
-    </w:p>
-    <w:p>
-      <w:pPr>
-        <w:pStyle w:val="PargrafodaLista"/>
-        <w:spacing w:line="285" w:lineRule="atLeast"/>
-        <w:ind w:left="0"/>
-        <w:rPr>
-          <w:rFonts w:ascii="Abel" w:hAnsi="Abel"/>
-          <w:sz w:val="24"/>
-          <w:szCs w:val="24"/>
-        </w:rPr>
-      </w:pPr>
-      <w:r>
-        <w:rPr>
-          <w:rFonts w:ascii="Abel" w:hAnsi="Abel"/>
-          <w:sz w:val="24"/>
-          <w:szCs w:val="24"/>
-        </w:rPr>
-        <w:t xml:space="preserve"/>
-      </w:r>
-    </w:p>
-    <w:p>
-      <w:pPr>
-        <w:spacing w:line="285" w:lineRule="atLeast"/>
-        <w:rPr>
-          <w:rFonts w:ascii="Abel" w:hAnsi="Abel"/>
-          <w:sz w:val="24"/>
-          <w:szCs w:val="24"/>
-        </w:rPr>
-      </w:pPr>
-      <w:r>
-        <w:rPr>
-          <w:rFonts w:ascii="Abel" w:hAnsi="Abel"/>
-          <w:sz w:val="24"/>
-          <w:szCs w:val="24"/>
-        </w:rPr>
-        <w:t xml:space="preserve"/>
-      </w:r>
-    </w:p>
-    <w:p>
-      <w:pPr>
-        <w:spacing w:line="285" w:lineRule="atLeast"/>
         <w:rPr>
           <w:rFonts w:ascii="Abel" w:hAnsi="Abel"/>
           <w:b/>
@@ -1048,23 +1164,15 @@
           <w:sz w:val="24"/>
           <w:szCs w:val="24"/>
         </w:rPr>
-        <w:t xml:space="preserve">
-          <w:r>
-            <w:rPr>
-              <w:b/>
-              <w:i/>
-              <w:rFonts w:ascii="Abel" w:hAnsi="Abel" w:cs="Abel"/>
-            </w:rPr>
-            <w:t xml:space="preserve">EQUIPAMENTO(S)</w:t>
-          </w:r>
-        </w:t>
+        <w:t xml:space="preserve">Forma de pagamento</w:t>
       </w:r>
     </w:p>
     <w:p>
       <w:pPr>
         <w:pStyle w:val="PargrafodaLista"/>
         <w:spacing w:line="285" w:lineRule="atLeast"/>
-        <w:ind w:left="0"/>
+        <w:ind w:left="708"/>
+        <w:jc w:val="both"/>
         <w:rPr>
           <w:rFonts w:ascii="Abel" w:hAnsi="Abel"/>
           <w:sz w:val="24"/>
@@ -1077,40 +1185,9 @@
           <w:sz w:val="24"/>
           <w:szCs w:val="24"/>
         </w:rPr>
-        <w:t xml:space="preserve">• 31 Celular Leitor, 1 Diária(s), de: 26/03/2026 até: 26/03/2026</w:t>
+        <w:t xml:space="preserve"> </w:t>
       </w:r>
-    </w:p>
-    <w:p>
-      <w:pPr>
-        <w:pStyle w:val="PargrafodaLista"/>
-        <w:spacing w:line="285" w:lineRule="atLeast"/>
-        <w:ind w:left="0"/>
-        <w:rPr>
-          <w:rFonts w:ascii="Abel" w:hAnsi="Abel"/>
-          <w:sz w:val="24"/>
-          <w:szCs w:val="24"/>
-        </w:rPr>
-      </w:pPr>
-      <w:r>
-        <w:rPr>
-          <w:rFonts w:ascii="Abel" w:hAnsi="Abel"/>
-          <w:sz w:val="24"/>
-          <w:szCs w:val="24"/>
-        </w:rPr>
-        <w:t xml:space="preserve">• 5 Notebook, 2 Diária(s), de: 25/04/2026 até: 26/04/2026</w:t>
-      </w:r>
-    </w:p>
-    <w:p>
-      <w:pPr>
-        <w:pStyle w:val="PargrafodaLista"/>
-        <w:spacing w:line="285" w:lineRule="atLeast"/>
-        <w:ind w:left="0"/>
-        <w:rPr>
-          <w:rFonts w:ascii="Abel" w:hAnsi="Abel"/>
-          <w:sz w:val="24"/>
-          <w:szCs w:val="24"/>
-        </w:rPr>
-      </w:pPr>
+      <w:proofErr w:type="gramStart"/>
       <w:r>
         <w:rPr>
           <w:rFonts w:ascii="Abel" w:hAnsi="Abel"/>
@@ -1122,27 +1199,44 @@
     </w:p>
     <w:p>
       <w:pPr>
+        <w:pStyle w:val="PargrafodaLista"/>
         <w:spacing w:line="285" w:lineRule="atLeast"/>
+        <w:ind w:left="1065"/>
+        <w:jc w:val="both"/>
         <w:rPr>
           <w:rFonts w:ascii="Abel" w:hAnsi="Abel"/>
           <w:sz w:val="24"/>
           <w:szCs w:val="24"/>
         </w:rPr>
       </w:pPr>
+    </w:p>
+    <w:p>
+      <w:pPr>
+        <w:pStyle w:val="PargrafodaLista"/>
+        <w:spacing w:line="285" w:lineRule="atLeast"/>
+        <w:ind w:left="1065"/>
+        <w:jc w:val="center"/>
+        <w:rPr>
+          <w:rFonts w:ascii="Abel" w:hAnsi="Abel"/>
+        </w:rPr>
+      </w:pPr>
       <w:r>
         <w:rPr>
           <w:rFonts w:ascii="Abel" w:hAnsi="Abel"/>
-          <w:sz w:val="24"/>
-          <w:szCs w:val="24"/>
-        </w:rPr>
-        <w:t xml:space="preserve"/>
+        </w:rPr>
+        <w:t>*Prazos de pagamento sujeitos a alteração conforme necessidade e acordo.</w:t>
+      </w:r>
+      <w:r>
+        <w:rPr>
+          <w:rFonts w:ascii="Abel" w:hAnsi="Abel"/>
+        </w:rPr>
+        <w:br/>
       </w:r>
     </w:p>
     <w:p>
       <w:pPr>
-        <w:pStyle w:val="PargrafodaLista"/>
         <w:spacing w:line="285" w:lineRule="atLeast"/>
-        <w:ind w:left="0"/>
+        <w:jc w:val="both"/>
         <w:rPr>
           <w:rFonts w:ascii="Abel" w:hAnsi="Abel"/>
           <w:sz w:val="24"/>
@@ -1152,164 +1246,25 @@
     </w:p>
     <w:p>
       <w:pPr>
-        <w:pStyle w:val="PargrafodaLista"/>
         <w:spacing w:line="285" w:lineRule="atLeast"/>
-        <w:ind w:left="0"/>
+        <w:jc w:val="center"/>
         <w:rPr>
           <w:rFonts w:ascii="Abel" w:hAnsi="Abel"/>
           <w:sz w:val="24"/>
           <w:szCs w:val="24"/>
         </w:rPr>
       </w:pPr>
-      <w:r>
-        <w:rPr>
-          <w:rFonts w:ascii="Abel" w:hAnsi="Abel"/>
-          <w:sz w:val="24"/>
-          <w:szCs w:val="24"/>
-        </w:rPr>
-        <w:t xml:space="preserve"/>
-      </w:r>
     </w:p>
     <w:p>
       <w:pPr>
-        <w:rPr>
-          <w:rFonts w:ascii="Abel" w:hAnsi="Abel"/>
-          <w:sz w:val="24"/>
-          <w:szCs w:val="24"/>
-        </w:rPr>
-      </w:pPr>
-    </w:p>
-    <w:p>
-      <w:pPr>
-        <w:rPr>
-          <w:rFonts w:ascii="Abel" w:hAnsi="Abel"/>
-          <w:sz w:val="24"/>
-          <w:szCs w:val="24"/>
-        </w:rPr>
-      </w:pPr>
-    </w:p>
-    <w:p>
-      <w:pPr>
-        <w:rPr>
-          <w:rFonts w:ascii="Abel" w:hAnsi="Abel"/>
-          <w:sz w:val="24"/>
-          <w:szCs w:val="24"/>
-        </w:rPr>
-      </w:pPr>
-    </w:p>
-    <w:p>
-      <w:pPr>
-        <w:rPr>
-          <w:rFonts w:ascii="Abel" w:hAnsi="Abel"/>
-          <w:sz w:val="24"/>
-          <w:szCs w:val="24"/>
-        </w:rPr>
-      </w:pPr>
-    </w:p>
-    <w:p>
-      <w:pPr>
-        <w:rPr>
-          <w:rFonts w:ascii="Abel" w:hAnsi="Abel"/>
-          <w:sz w:val="24"/>
-          <w:szCs w:val="24"/>
-        </w:rPr>
-      </w:pPr>
-    </w:p>
-    <w:p>
-      <w:pPr>
-        <w:rPr>
-          <w:rFonts w:ascii="Abel" w:hAnsi="Abel"/>
-          <w:sz w:val="24"/>
-          <w:szCs w:val="24"/>
-        </w:rPr>
-      </w:pPr>
-    </w:p>
-    <w:p>
-      <w:pPr>
-        <w:rPr>
-          <w:rFonts w:ascii="Abel" w:hAnsi="Abel"/>
-          <w:sz w:val="24"/>
-          <w:szCs w:val="24"/>
-        </w:rPr>
-      </w:pPr>
-    </w:p>
-    <w:p>
-      <w:pPr>
-        <w:rPr>
-          <w:rFonts w:ascii="Abel" w:hAnsi="Abel"/>
-          <w:sz w:val="24"/>
-          <w:szCs w:val="24"/>
-        </w:rPr>
-      </w:pPr>
-    </w:p>
-    <w:p>
-      <w:pPr>
-        <w:rPr>
-          <w:rFonts w:ascii="Abel" w:hAnsi="Abel"/>
-          <w:sz w:val="24"/>
-          <w:szCs w:val="24"/>
-        </w:rPr>
-      </w:pPr>
-    </w:p>
-    <w:p>
-      <w:pPr>
-        <w:rPr>
-          <w:rFonts w:ascii="Abel" w:hAnsi="Abel"/>
-          <w:sz w:val="24"/>
-          <w:szCs w:val="24"/>
-        </w:rPr>
-      </w:pPr>
-    </w:p>
-    <w:p>
-      <w:pPr>
-        <w:rPr>
-          <w:rFonts w:ascii="Abel" w:hAnsi="Abel"/>
-          <w:sz w:val="24"/>
-          <w:szCs w:val="24"/>
-        </w:rPr>
-      </w:pPr>
-    </w:p>
-    <w:p>
-      <w:pPr>
-        <w:rPr>
-          <w:rFonts w:ascii="Abel" w:hAnsi="Abel"/>
-          <w:sz w:val="24"/>
-          <w:szCs w:val="24"/>
-        </w:rPr>
-      </w:pPr>
-    </w:p>
-    <w:p>
-      <w:pPr>
-        <w:pStyle w:val="PargrafodaLista"/>
         <w:spacing w:line="285" w:lineRule="atLeast"/>
-        <w:ind w:left="1065"/>
-        <w:rPr>
-          <w:rFonts w:ascii="Abel" w:hAnsi="Abel"/>
-          <w:sz w:val="24"/>
-          <w:szCs w:val="24"/>
-        </w:rPr>
-      </w:pPr>
-    </w:p>
-    <w:p>
-      <w:pPr>
-        <w:pStyle w:val="PargrafodaLista"/>
-        <w:spacing w:line="285" w:lineRule="atLeast"/>
-        <w:ind w:left="1065"/>
-      </w:pPr>
-    </w:p>
-    <w:p>
-      <w:pPr>
-        <w:pStyle w:val="PargrafodaLista"/>
-        <w:spacing w:line="285" w:lineRule="atLeast"/>
-        <w:ind w:left="0"/>
+        <w:jc w:val="center"/>
         <w:rPr>
           <w:rFonts w:ascii="Abel" w:hAnsi="Abel"/>
           <w:b/>
           <w:bCs/>
           <w:i/>
           <w:iCs/>
-          <w:sz w:val="24"/>
-          <w:szCs w:val="24"/>
         </w:rPr>
       </w:pPr>
       <w:r>
@@ -1319,239 +1274,18 @@
           <w:bCs/>
           <w:i/>
           <w:iCs/>
-          <w:sz w:val="24"/>
-          <w:szCs w:val="24"/>
-        </w:rPr>
-        <w:lastRenderedPageBreak/>
-        <w:t xml:space="preserve">INVESTIMENTO </w:t>
-      </w:r>
-    </w:p>
-    <w:p>
-      <w:pPr>
-        <w:pStyle w:val="PargrafodaLista"/>
-        <w:spacing w:line="285" w:lineRule="atLeast"/>
-        <w:ind w:left="708"/>
-        <w:jc w:val="both"/>
-        <w:rPr>
-          <w:rFonts w:ascii="Abel" w:hAnsi="Abel"/>
-          <w:sz w:val="24"/>
-          <w:szCs w:val="24"/>
-        </w:rPr>
-      </w:pPr>
-      <w:r>
-        <w:rPr>
-          <w:rFonts w:ascii="Abel" w:hAnsi="Abel"/>
-          <w:sz w:val="24"/>
-          <w:szCs w:val="24"/>
-        </w:rPr>
-        <w:t xml:space="preserve">O valor para a execução desta proposta para </w:t>
+        </w:rPr>
+        <w:t xml:space="preserve">São Paulo, </w:t>
       </w:r>
       <w:r>
-        <w:rPr>
-          <w:rFonts w:ascii="Abel" w:hAnsi="Abel"/>
-          <w:b/>
-          <w:bCs/>
-          <w:sz w:val="24"/>
-          <w:szCs w:val="24"/>
-        </w:rPr>
-        <w:t xml:space="preserve">2026</w:t>
-      </w:r>
-      <w:r>
-        <w:rPr>
-          <w:rFonts w:ascii="Abel" w:hAnsi="Abel"/>
-          <w:sz w:val="24"/>
-          <w:szCs w:val="24"/>
-        </w:rPr>
-        <w:t xml:space="preserve"> é de </w:t>
-      </w:r>
-      <w:r>
-        <w:rPr>
-          <w:rFonts w:ascii="Abel" w:hAnsi="Abel"/>
-          <w:b/>
-          <w:bCs/>
-          <w:sz w:val="24"/>
-          <w:szCs w:val="24"/>
-        </w:rPr>
-        <w:t xml:space="preserve">R$ 53.835,73</w:t>
-      </w:r>
-      <w:r>
-        <w:rPr>
-          <w:rFonts w:ascii="Abel" w:hAnsi="Abel"/>
-          <w:sz w:val="24"/>
-          <w:szCs w:val="24"/>
-        </w:rPr>
-        <w:t xml:space="preserve"> </w:t>
-      </w:r>
-      <w:r>
-        <w:rPr>
-          <w:rFonts w:ascii="Abel" w:hAnsi="Abel"/>
-          <w:sz w:val="24"/>
-          <w:szCs w:val="24"/>
-        </w:rPr>
-        <w:t>Incluso no valor todos os custos referentes honorários de funcionários e prestadores de serviços, impostos fiscais devidos que deverão ser recolhidos pela JA Promoções e Eventos, arcando inclusive com as eventuais sanções legais oriundas do não cumprimento dessas obrigações.</w:t>
-      </w:r>
-    </w:p>
-    <w:p>
-      <w:pPr>
-        <w:rPr>
-          <w:rFonts w:ascii="Abel" w:hAnsi="Abel"/>
-          <w:sz w:val="24"/>
-          <w:szCs w:val="24"/>
-        </w:rPr>
-      </w:pPr>
-      <w:r>
-        <w:rPr>
-          <w:rFonts w:ascii="Abel" w:hAnsi="Abel"/>
-          <w:sz w:val="24"/>
-          <w:szCs w:val="24"/>
-        </w:rPr>
-        <w:tab/>
-      </w:r>
-    </w:p>
-    <w:p>
-      <w:pPr>
         <w:rPr>
           <w:rFonts w:ascii="Abel" w:hAnsi="Abel"/>
           <w:b/>
           <w:bCs/>
           <w:i/>
           <w:iCs/>
-          <w:sz w:val="24"/>
-          <w:szCs w:val="24"/>
-        </w:rPr>
-      </w:pPr>
-      <w:r>
-        <w:rPr>
-          <w:rFonts w:ascii="Abel" w:hAnsi="Abel"/>
-          <w:b/>
-          <w:bCs/>
-          <w:i/>
-          <w:iCs/>
-          <w:sz w:val="24"/>
-          <w:szCs w:val="24"/>
-        </w:rPr>
-        <w:t xml:space="preserve">Forma de pagamento</w:t>
-      </w:r>
-    </w:p>
-    <w:p>
-      <w:pPr>
-        <w:pStyle w:val="PargrafodaLista"/>
-        <w:spacing w:line="285" w:lineRule="atLeast"/>
-        <w:ind w:left="708"/>
-        <w:jc w:val="both"/>
-        <w:rPr>
-          <w:rFonts w:ascii="Abel" w:hAnsi="Abel"/>
-          <w:sz w:val="24"/>
-          <w:szCs w:val="24"/>
-        </w:rPr>
-      </w:pPr>
-      <w:r>
-        <w:rPr>
-          <w:rFonts w:ascii="Abel" w:hAnsi="Abel"/>
-          <w:sz w:val="24"/>
-          <w:szCs w:val="24"/>
-        </w:rPr>
-        <w:t xml:space="preserve"> </w:t>
-      </w:r>
-      <w:proofErr w:type="gramStart"/>
-      <w:r>
-        <w:rPr>
-          <w:rFonts w:ascii="Abel" w:hAnsi="Abel"/>
-          <w:sz w:val="24"/>
-          <w:szCs w:val="24"/>
-        </w:rPr>
-        <w:t xml:space="preserve"/>
-      </w:r>
-    </w:p>
-    <w:p>
-      <w:pPr>
-        <w:pStyle w:val="PargrafodaLista"/>
-        <w:spacing w:line="285" w:lineRule="atLeast"/>
-        <w:ind w:left="1065"/>
-        <w:jc w:val="both"/>
-        <w:rPr>
-          <w:rFonts w:ascii="Abel" w:hAnsi="Abel"/>
-          <w:sz w:val="24"/>
-          <w:szCs w:val="24"/>
-        </w:rPr>
-      </w:pPr>
-    </w:p>
-    <w:p>
-      <w:pPr>
-        <w:pStyle w:val="PargrafodaLista"/>
-        <w:spacing w:line="285" w:lineRule="atLeast"/>
-        <w:ind w:left="1065"/>
-        <w:jc w:val="center"/>
-        <w:rPr>
-          <w:rFonts w:ascii="Abel" w:hAnsi="Abel"/>
-        </w:rPr>
-      </w:pPr>
-      <w:r>
-        <w:rPr>
-          <w:rFonts w:ascii="Abel" w:hAnsi="Abel"/>
-        </w:rPr>
-        <w:t>*Prazos de pagamento sujeitos a alteração conforme necessidade e acordo.</w:t>
-      </w:r>
-      <w:r>
-        <w:rPr>
-          <w:rFonts w:ascii="Abel" w:hAnsi="Abel"/>
-        </w:rPr>
-        <w:br/>
-      </w:r>
-    </w:p>
-    <w:p>
-      <w:pPr>
-        <w:spacing w:line="285" w:lineRule="atLeast"/>
-        <w:jc w:val="both"/>
-        <w:rPr>
-          <w:rFonts w:ascii="Abel" w:hAnsi="Abel"/>
-          <w:sz w:val="24"/>
-          <w:szCs w:val="24"/>
-        </w:rPr>
-      </w:pPr>
-    </w:p>
-    <w:p>
-      <w:pPr>
-        <w:spacing w:line="285" w:lineRule="atLeast"/>
-        <w:jc w:val="center"/>
-        <w:rPr>
-          <w:rFonts w:ascii="Abel" w:hAnsi="Abel"/>
-          <w:sz w:val="24"/>
-          <w:szCs w:val="24"/>
-        </w:rPr>
-      </w:pPr>
-    </w:p>
-    <w:p>
-      <w:pPr>
-        <w:spacing w:line="285" w:lineRule="atLeast"/>
-        <w:jc w:val="center"/>
-        <w:rPr>
-          <w:rFonts w:ascii="Abel" w:hAnsi="Abel"/>
-          <w:b/>
-          <w:bCs/>
-          <w:i/>
-          <w:iCs/>
-        </w:rPr>
-      </w:pPr>
-      <w:r>
-        <w:rPr>
-          <w:rFonts w:ascii="Abel" w:hAnsi="Abel"/>
-          <w:b/>
-          <w:bCs/>
-          <w:i/>
-          <w:iCs/>
-        </w:rPr>
-        <w:t xml:space="preserve">São Paulo, </w:t>
-      </w:r>
-      <w:r>
-        <w:rPr>
-          <w:rFonts w:ascii="Abel" w:hAnsi="Abel"/>
-          <w:b/>
-          <w:bCs/>
-          <w:i/>
-          <w:iCs/>
-        </w:rPr>
-        <w:t xml:space="preserve">18/03/2026</w:t>
+        </w:rPr>
+        <w:t xml:space="preserve">25/03/2026</w:t>
       </w:r>
     </w:p>
     <w:p>
